--- a/Results/Table1.docx
+++ b/Results/Table1.docx
@@ -25,7 +25,7 @@
           <w:szCs w:val="20"/>
           <w:color w:val="000000"/>
         </w:rPr>
-        <w:t xml:space="preserve">Table 1. Characteristics of households and adults by food insecurity and income poverty, Turkey, 2025.</w:t>
+        <w:t xml:space="preserve">Table 1. Characteristics of households and adults by meal-affordability deprivation and income poverty, Türkiye, 2025.</w:t>
       </w:r>
     </w:p>
     <w:tbl xmlns:a="http://schemas.openxmlformats.org/drawingml/2006/main" xmlns:pic="http://schemas.openxmlformats.org/drawingml/2006/picture">
@@ -36,9 +36,9 @@
       </w:tblPr>
       <w:tblGrid>
         <w:gridCol w:w="4616"/>
-        <w:gridCol w:w="1436"/>
-        <w:gridCol w:w="2019"/>
-        <w:gridCol w:w="1738"/>
+        <w:gridCol w:w="1804"/>
+        <w:gridCol w:w="1866"/>
+        <w:gridCol w:w="1649"/>
       </w:tblGrid>
       <w:tr>
         <w:trPr>
@@ -151,7 +151,7 @@
                 <w:szCs w:val="18"/>
                 <w:color w:val="000000"/>
               </w:rPr>
-              <w:t xml:space="preserve">Food secure</w:t>
+              <w:t xml:space="preserve">Not meal-deprived</w:t>
             </w:r>
           </w:p>
         </w:tc>
@@ -207,7 +207,7 @@
                 <w:szCs w:val="18"/>
                 <w:color w:val="000000"/>
               </w:rPr>
-              <w:t xml:space="preserve">Food insecure</w:t>
+              <w:t xml:space="preserve">Meal-deprived</w:t>
             </w:r>
           </w:p>
         </w:tc>
@@ -17655,7 +17655,7 @@
                 <w:szCs w:val="16"/>
                 <w:color w:val="000000"/>
               </w:rPr>
-              <w:t xml:space="preserve">Food insecure: household cannot afford a meal with meat, chicken or fish every second day (HE090). Poor: equivalized disposable income below 60% of the national median.</w:t>
+              <w:t xml:space="preserve">Meal-deprived: household cannot afford a meal with meat, chicken or fish, or a vegetarian equivalent, every second day (HE090 = 2). Poor: equivalized disposable income below 60% of the national median.</w:t>
             </w:r>
           </w:p>
         </w:tc>
